--- a/resources/dist/mapmaker/sheets/presidential-elections-1796-1800-teacher-notes-en.docx
+++ b/resources/dist/mapmaker/sheets/presidential-elections-1796-1800-teacher-notes-en.docx
@@ -45,7 +45,7 @@
         </w:rPr>
         <w:t xml:space="preserve">Map: </w:t>
       </w:r>
-      <w:hyperlink w:history="1" r:id="rIdl248-vqznr7ss63yzyw9b">
+      <w:hyperlink w:history="1" r:id="rIdlazmyqzdlp41c45vpswyz">
         <w:r>
           <w:rPr>
             <w:color w:val="0A4FA8"/>
@@ -307,7 +307,7 @@
         </w:numPr>
         <w:spacing w:after="60"/>
       </w:pPr>
-      <w:hyperlink w:history="1" r:id="rIdpm8m9qsxrhmjao0bxmzjj">
+      <w:hyperlink w:history="1" r:id="rId_jlslz7z0xmfmxh7m9cpe">
         <w:r>
           <w:rPr>
             <w:color w:val="0A4FA8"/>
@@ -329,7 +329,7 @@
         </w:numPr>
         <w:spacing w:after="60"/>
       </w:pPr>
-      <w:hyperlink w:history="1" r:id="rIdk0sypk2w88xrqlpukl1bu">
+      <w:hyperlink w:history="1" r:id="rIdvt7scigmaxskjrgso2qqt">
         <w:r>
           <w:rPr>
             <w:color w:val="0A4FA8"/>
@@ -351,7 +351,7 @@
         </w:numPr>
         <w:spacing w:after="60"/>
       </w:pPr>
-      <w:hyperlink w:history="1" r:id="rIdpmgiweof1-b17tu2g6kml">
+      <w:hyperlink w:history="1" r:id="rIdnyrktdwkutowpbjwufekm">
         <w:r>
           <w:rPr>
             <w:color w:val="0A4FA8"/>

--- a/resources/dist/mapmaker/sheets/presidential-elections-1796-1800-teacher-notes-en.docx
+++ b/resources/dist/mapmaker/sheets/presidential-elections-1796-1800-teacher-notes-en.docx
@@ -45,7 +45,7 @@
         </w:rPr>
         <w:t xml:space="preserve">Map: </w:t>
       </w:r>
-      <w:hyperlink w:history="1" r:id="rIdlazmyqzdlp41c45vpswyz">
+      <w:hyperlink w:history="1" r:id="rIdgwjfvzyigr6fiuj2d2hx8">
         <w:r>
           <w:rPr>
             <w:color w:val="0A4FA8"/>
@@ -307,7 +307,7 @@
         </w:numPr>
         <w:spacing w:after="60"/>
       </w:pPr>
-      <w:hyperlink w:history="1" r:id="rId_jlslz7z0xmfmxh7m9cpe">
+      <w:hyperlink w:history="1" r:id="rIdrktkl-wgmy8phj4mtz_il">
         <w:r>
           <w:rPr>
             <w:color w:val="0A4FA8"/>
@@ -329,7 +329,7 @@
         </w:numPr>
         <w:spacing w:after="60"/>
       </w:pPr>
-      <w:hyperlink w:history="1" r:id="rIdvt7scigmaxskjrgso2qqt">
+      <w:hyperlink w:history="1" r:id="rIdcth033g6mfcipimxiksjt">
         <w:r>
           <w:rPr>
             <w:color w:val="0A4FA8"/>
@@ -351,7 +351,7 @@
         </w:numPr>
         <w:spacing w:after="60"/>
       </w:pPr>
-      <w:hyperlink w:history="1" r:id="rIdnyrktdwkutowpbjwufekm">
+      <w:hyperlink w:history="1" r:id="rIdpheynzahm9frawec9agdo">
         <w:r>
           <w:rPr>
             <w:color w:val="0A4FA8"/>

--- a/resources/dist/mapmaker/sheets/presidential-elections-1796-1800-teacher-notes-en.docx
+++ b/resources/dist/mapmaker/sheets/presidential-elections-1796-1800-teacher-notes-en.docx
@@ -45,7 +45,7 @@
         </w:rPr>
         <w:t xml:space="preserve">Map: </w:t>
       </w:r>
-      <w:hyperlink w:history="1" r:id="rIdgwjfvzyigr6fiuj2d2hx8">
+      <w:hyperlink w:history="1" r:id="rIdtlhhvdkdaupxfsvuchnkd">
         <w:r>
           <w:rPr>
             <w:color w:val="0A4FA8"/>
@@ -307,7 +307,7 @@
         </w:numPr>
         <w:spacing w:after="60"/>
       </w:pPr>
-      <w:hyperlink w:history="1" r:id="rIdrktkl-wgmy8phj4mtz_il">
+      <w:hyperlink w:history="1" r:id="rIdzvgpc0htsl46jsunxw1io">
         <w:r>
           <w:rPr>
             <w:color w:val="0A4FA8"/>
@@ -329,7 +329,7 @@
         </w:numPr>
         <w:spacing w:after="60"/>
       </w:pPr>
-      <w:hyperlink w:history="1" r:id="rIdcth033g6mfcipimxiksjt">
+      <w:hyperlink w:history="1" r:id="rIdpteaqrz0pzm1oms04funb">
         <w:r>
           <w:rPr>
             <w:color w:val="0A4FA8"/>
@@ -351,7 +351,7 @@
         </w:numPr>
         <w:spacing w:after="60"/>
       </w:pPr>
-      <w:hyperlink w:history="1" r:id="rIdpheynzahm9frawec9agdo">
+      <w:hyperlink w:history="1" r:id="rId54kjnbazioeyn1es7_1ki">
         <w:r>
           <w:rPr>
             <w:color w:val="0A4FA8"/>
@@ -2533,7 +2533,7 @@
       <w:pStyle w:val="Credits"/>
     </w:pPr>
     <w:r>
-      <w:t xml:space="preserve">Teacher notes: Political Parties and Federal Power, 1796–1819, 0.7.0. For teachers.</w:t>
+      <w:t xml:space="preserve">Teacher notes: Political Parties and Federal Power, 1796–1819, 0.7.1. For teachers.</w:t>
     </w:r>
   </w:p>
 </w:ftr>

--- a/resources/dist/mapmaker/sheets/presidential-elections-1796-1800-teacher-notes-en.docx
+++ b/resources/dist/mapmaker/sheets/presidential-elections-1796-1800-teacher-notes-en.docx
@@ -45,7 +45,7 @@
         </w:rPr>
         <w:t xml:space="preserve">Map: </w:t>
       </w:r>
-      <w:hyperlink w:history="1" r:id="rIdtlhhvdkdaupxfsvuchnkd">
+      <w:hyperlink w:history="1" r:id="rId619j4uezdrs259d270upj">
         <w:r>
           <w:rPr>
             <w:color w:val="0A4FA8"/>
@@ -307,7 +307,7 @@
         </w:numPr>
         <w:spacing w:after="60"/>
       </w:pPr>
-      <w:hyperlink w:history="1" r:id="rIdzvgpc0htsl46jsunxw1io">
+      <w:hyperlink w:history="1" r:id="rIdilsejvotbv8isdtpksgub">
         <w:r>
           <w:rPr>
             <w:color w:val="0A4FA8"/>
@@ -329,7 +329,7 @@
         </w:numPr>
         <w:spacing w:after="60"/>
       </w:pPr>
-      <w:hyperlink w:history="1" r:id="rIdpteaqrz0pzm1oms04funb">
+      <w:hyperlink w:history="1" r:id="rIdei5gybcj16xwef_1trycs">
         <w:r>
           <w:rPr>
             <w:color w:val="0A4FA8"/>
@@ -351,7 +351,7 @@
         </w:numPr>
         <w:spacing w:after="60"/>
       </w:pPr>
-      <w:hyperlink w:history="1" r:id="rId54kjnbazioeyn1es7_1ki">
+      <w:hyperlink w:history="1" r:id="rIdygfw0rnlbmluevys9xi1x">
         <w:r>
           <w:rPr>
             <w:color w:val="0A4FA8"/>

--- a/resources/dist/mapmaker/sheets/presidential-elections-1796-1800-teacher-notes-en.docx
+++ b/resources/dist/mapmaker/sheets/presidential-elections-1796-1800-teacher-notes-en.docx
@@ -45,7 +45,7 @@
         </w:rPr>
         <w:t xml:space="preserve">Map: </w:t>
       </w:r>
-      <w:hyperlink w:history="1" r:id="rId619j4uezdrs259d270upj">
+      <w:hyperlink w:history="1" r:id="rIdr-ayuzxiqmfjs0zewwyfb">
         <w:r>
           <w:rPr>
             <w:color w:val="0A4FA8"/>
@@ -307,7 +307,7 @@
         </w:numPr>
         <w:spacing w:after="60"/>
       </w:pPr>
-      <w:hyperlink w:history="1" r:id="rIdilsejvotbv8isdtpksgub">
+      <w:hyperlink w:history="1" r:id="rIdqvhvdokj3hpohh8jtadt8">
         <w:r>
           <w:rPr>
             <w:color w:val="0A4FA8"/>
@@ -329,7 +329,7 @@
         </w:numPr>
         <w:spacing w:after="60"/>
       </w:pPr>
-      <w:hyperlink w:history="1" r:id="rIdei5gybcj16xwef_1trycs">
+      <w:hyperlink w:history="1" r:id="rIdd4joz7jblaephhuwpgr8p">
         <w:r>
           <w:rPr>
             <w:color w:val="0A4FA8"/>
@@ -351,7 +351,7 @@
         </w:numPr>
         <w:spacing w:after="60"/>
       </w:pPr>
-      <w:hyperlink w:history="1" r:id="rIdygfw0rnlbmluevys9xi1x">
+      <w:hyperlink w:history="1" r:id="rIdyhe2hskkbcqecxrjr-ql3">
         <w:r>
           <w:rPr>
             <w:color w:val="0A4FA8"/>

--- a/resources/dist/mapmaker/sheets/presidential-elections-1796-1800-teacher-notes-en.docx
+++ b/resources/dist/mapmaker/sheets/presidential-elections-1796-1800-teacher-notes-en.docx
@@ -45,7 +45,7 @@
         </w:rPr>
         <w:t xml:space="preserve">Map: </w:t>
       </w:r>
-      <w:hyperlink w:history="1" r:id="rIdr-ayuzxiqmfjs0zewwyfb">
+      <w:hyperlink w:history="1" r:id="rIdbjic42dcqgxmxp-nkwd3n">
         <w:r>
           <w:rPr>
             <w:color w:val="0A4FA8"/>
@@ -307,7 +307,7 @@
         </w:numPr>
         <w:spacing w:after="60"/>
       </w:pPr>
-      <w:hyperlink w:history="1" r:id="rIdqvhvdokj3hpohh8jtadt8">
+      <w:hyperlink w:history="1" r:id="rId_3hrybilqfatcfcp1ew2u">
         <w:r>
           <w:rPr>
             <w:color w:val="0A4FA8"/>
@@ -329,7 +329,7 @@
         </w:numPr>
         <w:spacing w:after="60"/>
       </w:pPr>
-      <w:hyperlink w:history="1" r:id="rIdd4joz7jblaephhuwpgr8p">
+      <w:hyperlink w:history="1" r:id="rId-71vdjfs9gdexlx3gxbyo">
         <w:r>
           <w:rPr>
             <w:color w:val="0A4FA8"/>
@@ -351,7 +351,7 @@
         </w:numPr>
         <w:spacing w:after="60"/>
       </w:pPr>
-      <w:hyperlink w:history="1" r:id="rIdyhe2hskkbcqecxrjr-ql3">
+      <w:hyperlink w:history="1" r:id="rIdl1nm5auttpovbuxeeiqwm">
         <w:r>
           <w:rPr>
             <w:color w:val="0A4FA8"/>
@@ -2533,7 +2533,7 @@
       <w:pStyle w:val="Credits"/>
     </w:pPr>
     <w:r>
-      <w:t xml:space="preserve">Teacher notes: Political Parties and Federal Power, 1796–1819, 0.7.1. For teachers.</w:t>
+      <w:t xml:space="preserve">Teacher notes: Political Parties and Federal Power, 1796–1819, 0.7.2. For teachers.</w:t>
     </w:r>
   </w:p>
 </w:ftr>

--- a/resources/dist/mapmaker/sheets/presidential-elections-1796-1800-teacher-notes-en.docx
+++ b/resources/dist/mapmaker/sheets/presidential-elections-1796-1800-teacher-notes-en.docx
@@ -45,7 +45,7 @@
         </w:rPr>
         <w:t xml:space="preserve">Map: </w:t>
       </w:r>
-      <w:hyperlink w:history="1" r:id="rIdbjic42dcqgxmxp-nkwd3n">
+      <w:hyperlink w:history="1" r:id="rIdj1dxr8h8coay3etco0z4x">
         <w:r>
           <w:rPr>
             <w:color w:val="0A4FA8"/>
@@ -307,7 +307,7 @@
         </w:numPr>
         <w:spacing w:after="60"/>
       </w:pPr>
-      <w:hyperlink w:history="1" r:id="rId_3hrybilqfatcfcp1ew2u">
+      <w:hyperlink w:history="1" r:id="rIda2of1mhaqns350znjpaxb">
         <w:r>
           <w:rPr>
             <w:color w:val="0A4FA8"/>
@@ -329,7 +329,7 @@
         </w:numPr>
         <w:spacing w:after="60"/>
       </w:pPr>
-      <w:hyperlink w:history="1" r:id="rId-71vdjfs9gdexlx3gxbyo">
+      <w:hyperlink w:history="1" r:id="rIdn_oqhyxpwshf93ricgbhj">
         <w:r>
           <w:rPr>
             <w:color w:val="0A4FA8"/>
@@ -351,7 +351,7 @@
         </w:numPr>
         <w:spacing w:after="60"/>
       </w:pPr>
-      <w:hyperlink w:history="1" r:id="rIdl1nm5auttpovbuxeeiqwm">
+      <w:hyperlink w:history="1" r:id="rIdw-tvcvaperbwr7nf-oehg">
         <w:r>
           <w:rPr>
             <w:color w:val="0A4FA8"/>

--- a/resources/dist/mapmaker/sheets/presidential-elections-1796-1800-teacher-notes-en.docx
+++ b/resources/dist/mapmaker/sheets/presidential-elections-1796-1800-teacher-notes-en.docx
@@ -45,7 +45,7 @@
         </w:rPr>
         <w:t xml:space="preserve">Map: </w:t>
       </w:r>
-      <w:hyperlink w:history="1" r:id="rIdj1dxr8h8coay3etco0z4x">
+      <w:hyperlink w:history="1" r:id="rIdv1602miitbc6vzorbem4e">
         <w:r>
           <w:rPr>
             <w:color w:val="0A4FA8"/>
@@ -307,7 +307,7 @@
         </w:numPr>
         <w:spacing w:after="60"/>
       </w:pPr>
-      <w:hyperlink w:history="1" r:id="rIda2of1mhaqns350znjpaxb">
+      <w:hyperlink w:history="1" r:id="rIdbd1brte1qzbuvd-pqoeqq">
         <w:r>
           <w:rPr>
             <w:color w:val="0A4FA8"/>
@@ -329,7 +329,7 @@
         </w:numPr>
         <w:spacing w:after="60"/>
       </w:pPr>
-      <w:hyperlink w:history="1" r:id="rIdn_oqhyxpwshf93ricgbhj">
+      <w:hyperlink w:history="1" r:id="rIdi2dlapbbs-xzbt7q0qhu8">
         <w:r>
           <w:rPr>
             <w:color w:val="0A4FA8"/>
@@ -351,7 +351,7 @@
         </w:numPr>
         <w:spacing w:after="60"/>
       </w:pPr>
-      <w:hyperlink w:history="1" r:id="rIdw-tvcvaperbwr7nf-oehg">
+      <w:hyperlink w:history="1" r:id="rIdty0d7a0rk5mk8_pckedei">
         <w:r>
           <w:rPr>
             <w:color w:val="0A4FA8"/>

--- a/resources/dist/mapmaker/sheets/presidential-elections-1796-1800-teacher-notes-en.docx
+++ b/resources/dist/mapmaker/sheets/presidential-elections-1796-1800-teacher-notes-en.docx
@@ -45,7 +45,7 @@
         </w:rPr>
         <w:t xml:space="preserve">Map: </w:t>
       </w:r>
-      <w:hyperlink w:history="1" r:id="rIdv1602miitbc6vzorbem4e">
+      <w:hyperlink w:history="1" r:id="rIdk6sjjb9btrtpum9jtlqgl">
         <w:r>
           <w:rPr>
             <w:color w:val="0A4FA8"/>
@@ -307,7 +307,7 @@
         </w:numPr>
         <w:spacing w:after="60"/>
       </w:pPr>
-      <w:hyperlink w:history="1" r:id="rIdbd1brte1qzbuvd-pqoeqq">
+      <w:hyperlink w:history="1" r:id="rIdd_yf9yiws9pap0p29fow1">
         <w:r>
           <w:rPr>
             <w:color w:val="0A4FA8"/>
@@ -329,7 +329,7 @@
         </w:numPr>
         <w:spacing w:after="60"/>
       </w:pPr>
-      <w:hyperlink w:history="1" r:id="rIdi2dlapbbs-xzbt7q0qhu8">
+      <w:hyperlink w:history="1" r:id="rIdgruhndv0dup0f_xjowj4m">
         <w:r>
           <w:rPr>
             <w:color w:val="0A4FA8"/>
@@ -351,7 +351,7 @@
         </w:numPr>
         <w:spacing w:after="60"/>
       </w:pPr>
-      <w:hyperlink w:history="1" r:id="rIdty0d7a0rk5mk8_pckedei">
+      <w:hyperlink w:history="1" r:id="rIdt6yvhunzms7m2-ip23eis">
         <w:r>
           <w:rPr>
             <w:color w:val="0A4FA8"/>
